--- a/gdp_tempo_paper/cover_letter/cover_letter_ja.docx
+++ b/gdp_tempo_paper/cover_letter/cover_letter_ja.docx
@@ -60,7 +60,7 @@
         <w:spacing w:line="360" w:lineRule="auto"/>
       </w:pPr>
       <w:r>
-        <w:t>2026年5月8日</w:t>
+        <w:t>2026年5月19日</w:t>
       </w:r>
     </w:p>
     <w:p>
@@ -73,13 +73,7 @@
         <w:spacing w:line="360" w:lineRule="auto"/>
       </w:pPr>
       <w:r>
-        <w:rPr>
-          <w:i/>
-        </w:rPr>
-        <w:t>Review of Income and Wealth</w:t>
-      </w:r>
-      <w:r>
-        <w:t xml:space="preserve"> 編集長 御中</w:t>
+        <w:t>The Editors</w:t>
       </w:r>
     </w:p>
     <w:p>
@@ -87,7 +81,10 @@
         <w:spacing w:line="360" w:lineRule="auto"/>
       </w:pPr>
       <w:r>
-        <w:t>International Association for Research in Income and Wealth（IARIW）</w:t>
+        <w:rPr>
+          <w:i/>
+        </w:rPr>
+        <w:t>Journal of Economic Dynamics and Control</w:t>
       </w:r>
     </w:p>
     <w:p>
@@ -119,10 +116,10 @@
         <w:rPr>
           <w:i/>
         </w:rPr>
-        <w:t>Review of Income and Wealth</w:t>
+        <w:t>Journal of Economic Dynamics and Control</w:t>
       </w:r>
       <w:r>
-        <w:t xml:space="preserve"> に Research Article として、下記の原稿を投稿いたします。</w:t>
+        <w:t xml:space="preserve"> に Article として、下記の原稿を投稿いたします。</w:t>
       </w:r>
     </w:p>
     <w:p>
@@ -138,7 +135,7 @@
         <w:rPr>
           <w:b/>
         </w:rPr>
-        <w:t>「The Forgotten Tempo Effect in Capital Accounting: Investment-to-Output Time-to-Build, Intangible Capital, and the Reconciliation of Flow- and Stock-Based National Wealth Measures」</w:t>
+        <w:t>「Drifting Time-to-Build and the Forgotten Intangible Share: A Joint Identification of Flow and Stock National Accounts」</w:t>
       </w:r>
     </w:p>
     <w:p>
@@ -151,7 +148,7 @@
         <w:spacing w:line="360" w:lineRule="auto"/>
       </w:pPr>
       <w:r>
-        <w:t>本稿は、形式人口学で確立された Bongaarts–Feeney–Goldstein–Lutz–Scherbov の quantum–tempo 分解を資本会計に移植する試みです。国民経済計算における国富計測には、長らく二つの未解消の緊張がありました。一つはフロー側（GDP）が減価償却や無形資産を取りこぼすこと、もう一つはストック側（Inclusive Wealth, SEEA, 世界銀行 CWON 等）が内部整合性に欠け、独立に再構築した資本ストックや互いの値と整合しないこと、です。本稿は、これは存在論的な深い問題ではなく、二〇年前に人口学者が解いた問題と全く同型の計測問題であると主張します。すなわち、投資が産出に変換される過程にはテンポバイアス（時変の time-to-build μ(t)）が存在し、Goldstein–Lutz–Scherbov の σ と同じバランスシート上の役割を果たす「忘れられたパラメータ」（無形資本シェア β）が存在する、ということです。</w:t>
+        <w:t>本稿は、形式人口学で確立された Bongaarts–Feeney–Goldstein–Lutz–Scherbov の quantum–tempo 分解を資本会計に移植する試みです。フロー指標（GDP）とストック指標（CWON, IWI, SEEA）の長年の乖離は存在論的な深い問題ではなく、二〇年前に人口学者が解いた問題と全く同型の計測問題であると主張します。すなわち、投資が産出に変換される過程にはテンポバイアス（時変の time-to-build μ(t)）が存在し、Goldstein–Lutz–Scherbov の σ と同じバランスシート上の役割を果たす「忘れられたパラメータ」（無形資本シェア β）が存在する、ということです。</w:t>
       </w:r>
     </w:p>
     <w:p>
@@ -164,7 +161,7 @@
         <w:spacing w:line="360" w:lineRule="auto"/>
       </w:pPr>
       <w:r>
-        <w:t>実証的貢献は四点あります。(i) Penn World Table 10.01 と世界銀行 Changing Wealth of Nations を用いた39の OECD・中所得国において、μ の時変を許すと GDP 水準の標本外 MAPE 中央値（2015–2019 ホールドアウト）が 4.60 % から 3.99 % へ、相対 13 % 改善します。新規データも、新規確率モデルも、単一方程式の可解性も犠牲にすることなく、です。(ii) 生産・国富連立同定は 39 か国中 35 か国で μ = 0 を、28 か国で β = 0 を棄却し、ブートストラップ 95 % 領域の形状は R&amp;D 集約度と系統的に対応します。(iii) 同じ隠れパラメータ群により、PIM 由来と CWON 公表値の国別軌跡 RMSE が log 単位で 0.049 まで縮小します。(iv) 過去 10 年フロー・ストック整合の難点であった日本の PIM–CWON ギャップは、地価デフレと整合的な γ_price ≈ +0.02 / 年の再評価ドリフトで閉じ、フレームは これを残差に押し込まずに第五の隠れパラメータとして明示的に扱います。</w:t>
+        <w:t>実証的貢献は六点あります。(i) Penn World Table 10.01 と世界銀行 Changing Wealth of Nations を用いた39の OECD・中所得国において、μ の時変を許すと GDP 水準の標本外 MAPE 中央値（2015–2019 ホールドアウト）が 4.60 % から 3.99 % へ、相対 13 % 改善します。(ii) 生産・国富連立同定は 39 か国中 35 か国で μ = 0 を、28 か国で β = 0 を棄却し、ブートストラップ 95 % 領域の形状は R&amp;D 集約度と系統的に対応します。(iii) 人口学の Brass 関係モデルを資本会計に移植した Relational PIM 診断により、テンポ・無形資本補正で PIM–CWON 整合性パラメータ ρ̂₂ が一致に向かうことを示します（中央値 0.801 → 0.833）。(iv) 内点解 μ̂ を持つ14カ国に限定した条件付き標本外評価では、M1 が 4.23 %（M0 の 4.27 %）を達成し、全標本 MAPE がテンポ補正の有効な国と機械的にゼロの国を混同していたことを示します。(v) CWON 軌跡 RMSE では M2（テンポドリフト）が M0 比 15 % 改善（0.0072 vs 0.0085）し、水準 MAPE が捉えないモデル性能の次元を明らかにします。(vi) ρ̂₂ の R&amp;D 強度に対するクロスセクション回帰は M4 下で有意な傾き（t = 2.34, R² = 0.129）を示し、補正がイノベーション志向経済で最も有効であることを確認します。</w:t>
       </w:r>
     </w:p>
     <w:p>
@@ -177,7 +174,16 @@
         <w:spacing w:line="360" w:lineRule="auto"/>
       </w:pPr>
       <w:r>
-        <w:t>本稿が貴誌の読者層に資すると考える理由は三つあります。第一に、貴誌は Corrado–Hulten–Sichel の無形資本研究の主要な発信媒体であり、IARIW の国富会計研究の中心地でもあります。本稿はその両側を単一の同定枠組のもとで統合します。第二に、方法論は安価で、人口学の確立した先例と概念的に対称であり、教育上も扱いやすいと考えます。第三に、政策的含意は直截です ── Beyond-GDP 指標は合成厚生指標へと統合される前に、まず内部のフロー・ストック整合性が監査されるべきであり、その理由は GDP を歪める隠れパラメータが国富を も歪めるからです。</w:t>
+        <w:t xml:space="preserve">本稿が </w:t>
+      </w:r>
+      <w:r>
+        <w:rPr>
+          <w:i/>
+        </w:rPr>
+        <w:t>Journal of Economic Dynamics and Control</w:t>
+      </w:r>
+      <w:r>
+        <w:t xml:space="preserve"> に適すると考える理由は以下の通りです。第一に、本稿は Kydland and Prescott (1982) が導入した time-to-build の概念を時変化する動的構造モデルとして発展させています。Kaboski (2005) が JEDC 誌上で産業間の投資ラグ異質性を報告しましたが、本稿はこれを時変枠組へ拡張し、フローとストックの同時同定を実現しています。第二に、国民所得フローデータと国富ストックデータの双方に対して生産関数パラメータを同時推定する計算的手法を開発しており、貴誌の計算経済学に関するスコープに直接該当します。第三に、Beyond-GDP 計測、無形資本会計、およびソロー残差の再解釈に関する政策的含意は、マクロ経済の動態と制御に広く関連します。</w:t>
       </w:r>
     </w:p>
     <w:p>
@@ -190,7 +196,7 @@
         <w:spacing w:line="360" w:lineRule="auto"/>
       </w:pPr>
       <w:r>
-        <w:t>原稿は本文約7,000 語、図 5 点、表 2 点、author-date 形式の参考文献からなります（IARIW スタイルシート準拠）。バイリンガル（日本語・英語）の本文版を公開リポジトリで保守していますが、査読対象は英語版のみです。</w:t>
+        <w:t>原稿は本文約 8,500 語、図 9 点、表 4 点、author-date 形式の参考文献からなります。投稿は Editorial Manager（editorialmanager.com/jedc）経由です。</w:t>
       </w:r>
     </w:p>
     <w:p>
@@ -235,7 +241,7 @@
         <w:spacing w:line="360" w:lineRule="auto"/>
       </w:pPr>
       <w:r>
-        <w:t>使用したデータ（Penn World Table 10.01、世界銀行 Changing Wealth of Nations）はいずれも公開データであり、解析コード・中間結果・図表生成スクリプトは公開リポジトリに保管されています。</w:t>
+        <w:t>使用したデータ（Penn World Table 10.01、世界銀行 Changing Wealth of Nations、世界銀行 WDI）はいずれも公開データであり、解析コード・中間結果・図表生成スクリプトは公開リポジトリに保管されています。</w:t>
       </w:r>
     </w:p>
     <w:p>
@@ -262,7 +268,7 @@
         <w:spacing w:line="360" w:lineRule="auto"/>
       </w:pPr>
       <w:r>
-        <w:t>文章の整形・語感調整・コード作成支援に生成 AI を使用しました。本旨は貴誌の現行ポリシーに従いタイトルページにて開示しています。</w:t>
+        <w:t>文章の整形・語感調整・コード作成支援に生成 AI を使用しました。Elsevier の生成 AI ポリシーに従い、タイトルページにて開示しています。</w:t>
       </w:r>
     </w:p>
     <w:p>
@@ -271,7 +277,7 @@
         <w:spacing w:line="360" w:lineRule="auto"/>
       </w:pPr>
       <w:r>
-        <w:t>同一のテンポ＋隠れパラメータ枠組を「持続可能な医療費構成」に適用する姉妹論文を準備中であり、別途投稿予定です。本稿§6.4 で forthcoming として参照しています。</w:t>
+        <w:t>同一のテンポ＋隠れパラメータ枠組を医療費に適用する姉妹論文を準備中であり、別途投稿予定です。本稿§6.4 で forthcoming として参照しています。</w:t>
       </w:r>
     </w:p>
     <w:p>
@@ -284,7 +290,7 @@
         <w:spacing w:line="360" w:lineRule="auto"/>
       </w:pPr>
       <w:r>
-        <w:t>ご検討のほど、何卒よろしくお願い申し上げます。希望される場合、推薦査読者を別途お送りいたします。</w:t>
+        <w:t>ご検討のほど、何卒よろしくお願い申し上げます。ご要望があれば推薦査読者をお送りいたします。</w:t>
       </w:r>
     </w:p>
     <w:p>

--- a/gdp_tempo_paper/cover_letter/cover_letter_ja.docx
+++ b/gdp_tempo_paper/cover_letter/cover_letter_ja.docx
@@ -7,7 +7,7 @@
         <w:spacing w:line="360" w:lineRule="auto"/>
       </w:pPr>
       <w:r>
-        <w:t>大西 樹</w:t>
+        <w:t>大西 達紀</w:t>
       </w:r>
     </w:p>
     <w:p>
@@ -73,7 +73,7 @@
         <w:spacing w:line="360" w:lineRule="auto"/>
       </w:pPr>
       <w:r>
-        <w:t>The Editors</w:t>
+        <w:t>The Coordinating Editor</w:t>
       </w:r>
     </w:p>
     <w:p>
@@ -84,7 +84,7 @@
         <w:rPr>
           <w:i/>
         </w:rPr>
-        <w:t>Journal of Economic Dynamics and Control</w:t>
+        <w:t>Empirical Economics</w:t>
       </w:r>
     </w:p>
     <w:p>
@@ -116,7 +116,7 @@
         <w:rPr>
           <w:i/>
         </w:rPr>
-        <w:t>Journal of Economic Dynamics and Control</w:t>
+        <w:t>Empirical Economics</w:t>
       </w:r>
       <w:r>
         <w:t xml:space="preserve"> に Article として、下記の原稿を投稿いたします。</w:t>
@@ -148,7 +148,7 @@
         <w:spacing w:line="360" w:lineRule="auto"/>
       </w:pPr>
       <w:r>
-        <w:t>本稿は、形式人口学で確立された Bongaarts–Feeney–Goldstein–Lutz–Scherbov の quantum–tempo 分解を資本会計に移植する試みです。フロー指標（GDP）とストック指標（CWON, IWI, SEEA）の長年の乖離は存在論的な深い問題ではなく、二〇年前に人口学者が解いた問題と全く同型の計測問題であると主張します。すなわち、投資が産出に変換される過程にはテンポバイアス（時変の time-to-build μ(t)）が存在し、Goldstein–Lutz–Scherbov の σ と同じバランスシート上の役割を果たす「忘れられたパラメータ」（無形資本シェア β）が存在する、ということです。</w:t>
+        <w:t>本稿は、国民所得フローデータ（Penn World Table 10.01）と国富ストックデータ（世界銀行 Changing Wealth of Nations）の双方を用いて、二つの潜在パラメータ — 時変の投資・産出ラグ μ(t) と無形資本シェア β — を同時同定する枠組を 39 の OECD・中所得国に適用します。非凸目的関数上のグリッドサーチと残差ブートストラップ推定に基づく同定戦略は、生産面と国富面の情報内容を同時に活用し、いずれか一方のデータだけでは識別できない構造パラメータを特定します。</w:t>
       </w:r>
     </w:p>
     <w:p>
@@ -161,7 +161,7 @@
         <w:spacing w:line="360" w:lineRule="auto"/>
       </w:pPr>
       <w:r>
-        <w:t>実証的貢献は六点あります。(i) Penn World Table 10.01 と世界銀行 Changing Wealth of Nations を用いた39の OECD・中所得国において、μ の時変を許すと GDP 水準の標本外 MAPE 中央値（2015–2019 ホールドアウト）が 4.60 % から 3.99 % へ、相対 13 % 改善します。(ii) 生産・国富連立同定は 39 か国中 35 か国で μ = 0 を、28 か国で β = 0 を棄却し、ブートストラップ 95 % 領域の形状は R&amp;D 集約度と系統的に対応します。(iii) 人口学の Brass 関係モデルを資本会計に移植した Relational PIM 診断により、テンポ・無形資本補正で PIM–CWON 整合性パラメータ ρ̂₂ が一致に向かうことを示します（中央値 0.801 → 0.833）。(iv) 内点解 μ̂ を持つ14カ国に限定した条件付き標本外評価では、M1 が 4.23 %（M0 の 4.27 %）を達成し、全標本 MAPE がテンポ補正の有効な国と機械的にゼロの国を混同していたことを示します。(v) CWON 軌跡 RMSE では M2（テンポドリフト）が M0 比 15 % 改善（0.0072 vs 0.0085）し、水準 MAPE が捉えないモデル性能の次元を明らかにします。(vi) ρ̂₂ の R&amp;D 強度に対するクロスセクション回帰は M4 下で有意な傾き（t = 2.34, R² = 0.129）を示し、補正がイノベーション志向経済で最も有効であることを確認します。</w:t>
+        <w:t>実証的結果は以下の通りです。(i) 時変 μ(t) により GDP 水準の標本外 MAPE 中央値（2015–2019 ホールドアウト）が 4.60 % から 3.99 % へ、相対 13 % 改善します。(ii) 同時同定は 39 か国中 35 か国で μ = 0 を、28 か国で β = 0 を棄却し、ブートストラップ 95 % 領域の形状は R&amp;D 集約度と系統的に対応します。(iii) 人口学の Brass 関係モデルを資本会計に移植した新規の Relational PIM 診断により、補正が PIM–CWON 整合性パラメータ ρ̂₂ を一致に向かわせることを示します（中央値 0.801 → 0.833）。(iv) CWON 軌跡 RMSE ではテンポドリフト（M2）がソロー基準比 15 % 改善（0.0072 vs 0.0085）し、水準 MAPE が捉えないモデル性能の次元を明らかにします。</w:t>
       </w:r>
     </w:p>
     <w:p>
@@ -180,10 +180,10 @@
         <w:rPr>
           <w:i/>
         </w:rPr>
-        <w:t>Journal of Economic Dynamics and Control</w:t>
+        <w:t>Empirical Economics</w:t>
       </w:r>
       <w:r>
-        <w:t xml:space="preserve"> に適すると考える理由は以下の通りです。第一に、本稿は Kydland and Prescott (1982) が導入した time-to-build の概念を時変化する動的構造モデルとして発展させています。Kaboski (2005) が JEDC 誌上で産業間の投資ラグ異質性を報告しましたが、本稿はこれを時変枠組へ拡張し、フローとストックの同時同定を実現しています。第二に、国民所得フローデータと国富ストックデータの双方に対して生産関数パラメータを同時推定する計算的手法を開発しており、貴誌の計算経済学に関するスコープに直接該当します。第三に、Beyond-GDP 計測、無形資本会計、およびソロー残差の再解釈に関する政策的含意は、マクロ経済の動態と制御に広く関連します。</w:t>
+        <w:t xml:space="preserve"> に適すると考える理由は三点あります。第一に、非凸面上のグリッドサーチ・残差ブートストラップ・連立損失最小化といった先端的な計量・統計手法を大規模クロスカントリーパネルに適用し、経済理論とデータを突き合わせている点が、貴誌のスコープに直接適合します。第二に、標準的生産関数と恒久棚卸法以上の構造的仮定を必要としないため、異なるデータ年次やサンプルで再現可能です。第三に、Relational PIM 診断は国民会計におけるフロー=ストック整合性評価の汎用ツールであり、本稿の資本会計以外の文脈にも適用可能です。</w:t>
       </w:r>
     </w:p>
     <w:p>
@@ -196,7 +196,7 @@
         <w:spacing w:line="360" w:lineRule="auto"/>
       </w:pPr>
       <w:r>
-        <w:t>原稿は本文約 8,500 語、図 9 点、表 4 点、author-date 形式の参考文献からなります。投稿は Editorial Manager（editorialmanager.com/jedc）経由です。</w:t>
+        <w:t>原稿は本文約 8,500 語、図 9 点、表 4 点からなります。</w:t>
       </w:r>
     </w:p>
     <w:p>
@@ -241,7 +241,7 @@
         <w:spacing w:line="360" w:lineRule="auto"/>
       </w:pPr>
       <w:r>
-        <w:t>使用したデータ（Penn World Table 10.01、世界銀行 Changing Wealth of Nations、世界銀行 WDI）はいずれも公開データであり、解析コード・中間結果・図表生成スクリプトは公開リポジトリに保管されています。</w:t>
+        <w:t>使用したデータ（Penn World Table 10.01、世界銀行 CWON、世界銀行 WDI）はいずれも公開データであり、解析コード・中間結果は公開リポジトリに保管されています。</w:t>
       </w:r>
     </w:p>
     <w:p>
@@ -250,7 +250,7 @@
         <w:spacing w:line="360" w:lineRule="auto"/>
       </w:pPr>
       <w:r>
-        <w:t>単著であり、CRediT 寄与記述はタイトルページに記載しています。</w:t>
+        <w:t>単著です。</w:t>
       </w:r>
     </w:p>
     <w:p>
@@ -268,16 +268,7 @@
         <w:spacing w:line="360" w:lineRule="auto"/>
       </w:pPr>
       <w:r>
-        <w:t>文章の整形・語感調整・コード作成支援に生成 AI を使用しました。Elsevier の生成 AI ポリシーに従い、タイトルページにて開示しています。</w:t>
-      </w:r>
-    </w:p>
-    <w:p>
-      <w:pPr>
-        <w:pStyle w:val="ListBullet"/>
-        <w:spacing w:line="360" w:lineRule="auto"/>
-      </w:pPr>
-      <w:r>
-        <w:t>同一のテンポ＋隠れパラメータ枠組を医療費に適用する姉妹論文を準備中であり、別途投稿予定です。本稿§6.4 で forthcoming として参照しています。</w:t>
+        <w:t>文章の整形・語感調整・コード作成支援に生成 AI を使用しました。原稿中にて開示しています。</w:t>
       </w:r>
     </w:p>
     <w:p>
@@ -290,7 +281,7 @@
         <w:spacing w:line="360" w:lineRule="auto"/>
       </w:pPr>
       <w:r>
-        <w:t>ご検討のほど、何卒よろしくお願い申し上げます。ご要望があれば推薦査読者をお送りいたします。</w:t>
+        <w:t>ご検討のほど、何卒よろしくお願い申し上げます。</w:t>
       </w:r>
     </w:p>
     <w:p>
@@ -316,7 +307,7 @@
         <w:spacing w:line="360" w:lineRule="auto"/>
       </w:pPr>
       <w:r>
-        <w:t>大西 樹</w:t>
+        <w:t>大西 達紀</w:t>
       </w:r>
     </w:p>
     <w:p>
